--- a/docs/Star_Courier_Characters.docx
+++ b/docs/Star_Courier_Characters.docx
@@ -4,22 +4,41 @@
   <w:body>
     <w:p>
       <w:pPr>
-        <w:spacing w:before="800" w:after="400"/>
+        <w:spacing w:line="360" w:lineRule="auto"/>
         <w:jc w:val="center"/>
+        <w:rPr>
+          <w:sz w:val="40"/>
+          <w:szCs w:val="40"/>
+        </w:rPr>
       </w:pPr>
       <w:r>
         <w:rPr>
           <w:b/>
           <w:bCs/>
-          <w:sz w:val="48"/>
-          <w:szCs w:val="48"/>
+          <w:sz w:val="40"/>
+          <w:szCs w:val="40"/>
         </w:rPr>
         <w:t>STAR COURIER</w:t>
       </w:r>
     </w:p>
     <w:p>
       <w:pPr>
-        <w:spacing w:after="600"/>
+        <w:spacing w:line="360" w:lineRule="auto"/>
+      </w:pPr>
+    </w:p>
+    <w:p>
+      <w:pPr>
+        <w:spacing w:line="360" w:lineRule="auto"/>
+      </w:pPr>
+    </w:p>
+    <w:p>
+      <w:pPr>
+        <w:spacing w:line="360" w:lineRule="auto"/>
+      </w:pPr>
+    </w:p>
+    <w:p>
+      <w:pPr>
+        <w:spacing w:line="360" w:lineRule="auto"/>
         <w:jc w:val="center"/>
       </w:pPr>
       <w:r>
@@ -32,12 +51,11 @@
     </w:p>
     <w:p>
       <w:pPr>
-        <w:spacing w:after="800"/>
+        <w:spacing w:line="360" w:lineRule="auto"/>
         <w:jc w:val="center"/>
         <w:rPr>
           <w:i/>
           <w:iCs/>
-          <w:lang w:val="en-US"/>
         </w:rPr>
       </w:pPr>
       <w:r>
@@ -57,21 +75,217 @@
     <w:p>
       <w:pPr>
         <w:spacing w:line="360" w:lineRule="auto"/>
+        <w:jc w:val="both"/>
+      </w:pPr>
+    </w:p>
+    <w:p>
+      <w:pPr>
+        <w:spacing w:line="360" w:lineRule="auto"/>
+        <w:jc w:val="both"/>
+      </w:pPr>
+    </w:p>
+    <w:p>
+      <w:pPr>
+        <w:spacing w:line="360" w:lineRule="auto"/>
+        <w:jc w:val="both"/>
+      </w:pPr>
+    </w:p>
+    <w:p>
+      <w:pPr>
+        <w:spacing w:line="360" w:lineRule="auto"/>
+        <w:jc w:val="both"/>
+      </w:pPr>
+      <w:r>
+        <w:rPr>
+          <w:noProof/>
+        </w:rPr>
+        <w:drawing>
+          <wp:anchor distT="0" distB="0" distL="114300" distR="114300" simplePos="0" relativeHeight="251659264" behindDoc="0" locked="0" layoutInCell="1" allowOverlap="1" wp14:anchorId="4C19E66A" wp14:editId="6D37ECDF">
+            <wp:simplePos x="0" y="0"/>
+            <wp:positionH relativeFrom="margin">
+              <wp:posOffset>4919980</wp:posOffset>
+            </wp:positionH>
+            <wp:positionV relativeFrom="paragraph">
+              <wp:posOffset>216535</wp:posOffset>
+            </wp:positionV>
+            <wp:extent cx="918210" cy="1303020"/>
+            <wp:effectExtent l="133350" t="76200" r="72390" b="125730"/>
+            <wp:wrapNone/>
+            <wp:docPr id="1" name="Picture 1"/>
+            <wp:cNvGraphicFramePr>
+              <a:graphicFrameLocks xmlns:a="http://schemas.openxmlformats.org/drawingml/2006/main" noChangeAspect="1"/>
+            </wp:cNvGraphicFramePr>
+            <a:graphic xmlns:a="http://schemas.openxmlformats.org/drawingml/2006/main">
+              <a:graphicData uri="http://schemas.openxmlformats.org/drawingml/2006/picture">
+                <pic:pic xmlns:pic="http://schemas.openxmlformats.org/drawingml/2006/picture">
+                  <pic:nvPicPr>
+                    <pic:cNvPr id="1" name="Picture 1"/>
+                    <pic:cNvPicPr/>
+                  </pic:nvPicPr>
+                  <pic:blipFill rotWithShape="1">
+                    <a:blip r:embed="rId7"/>
+                    <a:srcRect t="20161"/>
+                    <a:stretch/>
+                  </pic:blipFill>
+                  <pic:spPr bwMode="auto">
+                    <a:xfrm>
+                      <a:off x="0" y="0"/>
+                      <a:ext cx="918210" cy="1303020"/>
+                    </a:xfrm>
+                    <a:prstGeom prst="roundRect">
+                      <a:avLst>
+                        <a:gd name="adj" fmla="val 16667"/>
+                      </a:avLst>
+                    </a:prstGeom>
+                    <a:ln>
+                      <a:noFill/>
+                    </a:ln>
+                    <a:effectLst>
+                      <a:outerShdw blurRad="76200" dist="38100" dir="7800000" algn="tl" rotWithShape="0">
+                        <a:srgbClr val="000000">
+                          <a:alpha val="40000"/>
+                        </a:srgbClr>
+                      </a:outerShdw>
+                    </a:effectLst>
+                    <a:scene3d>
+                      <a:camera prst="orthographicFront"/>
+                      <a:lightRig rig="contrasting" dir="t">
+                        <a:rot lat="0" lon="0" rev="4200000"/>
+                      </a:lightRig>
+                    </a:scene3d>
+                    <a:sp3d prstMaterial="plastic">
+                      <a:bevelT w="381000" h="114300" prst="relaxedInset"/>
+                      <a:contourClr>
+                        <a:srgbClr val="969696"/>
+                      </a:contourClr>
+                    </a:sp3d>
+                    <a:extLst>
+                      <a:ext uri="{53640926-AAD7-44D8-BBD7-CCE9431645EC}">
+                        <a14:shadowObscured xmlns:a14="http://schemas.microsoft.com/office/drawing/2010/main"/>
+                      </a:ext>
+                    </a:extLst>
+                  </pic:spPr>
+                </pic:pic>
+              </a:graphicData>
+            </a:graphic>
+          </wp:anchor>
+        </w:drawing>
+      </w:r>
+    </w:p>
+    <w:p>
+      <w:pPr>
+        <w:spacing w:line="360" w:lineRule="auto"/>
+        <w:jc w:val="both"/>
+      </w:pPr>
+    </w:p>
+    <w:p>
+      <w:pPr>
+        <w:spacing w:line="360" w:lineRule="auto"/>
+        <w:jc w:val="both"/>
+      </w:pPr>
+    </w:p>
+    <w:p>
+      <w:pPr>
+        <w:spacing w:line="360" w:lineRule="auto"/>
+        <w:jc w:val="both"/>
+      </w:pPr>
+    </w:p>
+    <w:p>
+      <w:pPr>
+        <w:spacing w:line="360" w:lineRule="auto"/>
+        <w:jc w:val="both"/>
+      </w:pPr>
+    </w:p>
+    <w:p>
+      <w:pPr>
+        <w:spacing w:line="360" w:lineRule="auto"/>
+        <w:jc w:val="both"/>
+      </w:pPr>
+    </w:p>
+    <w:p>
+      <w:pPr>
+        <w:spacing w:line="360" w:lineRule="auto"/>
         <w:jc w:val="right"/>
       </w:pPr>
+      <w:r>
+        <w:t>Дуплей Максим Игоревич</w:t>
+      </w:r>
+      <w:r>
+        <w:br/>
+        <w:t xml:space="preserve">старший преподаватель кафедры информационных технологий, </w:t>
+      </w:r>
+      <w:r>
+        <w:t>Школа программирования Maestro</w:t>
+      </w:r>
+      <w:r>
+        <w:t>7</w:t>
+      </w:r>
+      <w:r>
+        <w:t>IT</w:t>
+      </w:r>
+      <w:r>
+        <w:t xml:space="preserve">, г. </w:t>
+      </w:r>
+      <w:r>
+        <w:t>Одинцово</w:t>
+      </w:r>
+      <w:r>
+        <w:br/>
+      </w:r>
       <w:r>
         <w:rPr>
           <w:b/>
           <w:bCs/>
         </w:rPr>
-        <w:t>Автор:</w:t>
+        <w:t>ORCID:</w:t>
       </w:r>
       <w:r>
         <w:t xml:space="preserve"> </w:t>
       </w:r>
-      <w:r>
-        <w:t>Дуплей Максим Игоревич</w:t>
-      </w:r>
+      <w:hyperlink r:id="rId8" w:history="1">
+        <w:r>
+          <w:rPr>
+            <w:rStyle w:val="a5"/>
+          </w:rPr>
+          <w:t>0009-0007-7605-539X</w:t>
+        </w:r>
+      </w:hyperlink>
+      <w:r>
+        <w:br/>
+      </w:r>
+      <w:proofErr w:type="spellStart"/>
+      <w:r>
+        <w:rPr>
+          <w:b/>
+          <w:bCs/>
+        </w:rPr>
+        <w:t>GitHub</w:t>
+      </w:r>
+      <w:proofErr w:type="spellEnd"/>
+      <w:r>
+        <w:rPr>
+          <w:b/>
+          <w:bCs/>
+        </w:rPr>
+        <w:t>:</w:t>
+      </w:r>
+      <w:r>
+        <w:t xml:space="preserve"> </w:t>
+      </w:r>
+      <w:hyperlink r:id="rId9" w:history="1">
+        <w:r>
+          <w:rPr>
+            <w:rStyle w:val="a5"/>
+          </w:rPr>
+          <w:t>QuadDarv1ne</w:t>
+        </w:r>
+      </w:hyperlink>
+    </w:p>
+    <w:p>
+      <w:pPr>
+        <w:spacing w:line="360" w:lineRule="auto"/>
+        <w:jc w:val="both"/>
+      </w:pPr>
     </w:p>
     <w:p>
       <w:pPr>
@@ -123,16 +337,44 @@
     <w:p>
       <w:pPr>
         <w:spacing w:line="360" w:lineRule="auto"/>
+        <w:jc w:val="both"/>
+      </w:pPr>
+    </w:p>
+    <w:p>
+      <w:pPr>
+        <w:spacing w:line="360" w:lineRule="auto"/>
+        <w:jc w:val="both"/>
+      </w:pPr>
+    </w:p>
+    <w:p>
+      <w:pPr>
+        <w:spacing w:line="360" w:lineRule="auto"/>
+        <w:jc w:val="both"/>
+      </w:pPr>
+    </w:p>
+    <w:p>
+      <w:pPr>
+        <w:spacing w:line="360" w:lineRule="auto"/>
+        <w:jc w:val="both"/>
+      </w:pPr>
+    </w:p>
+    <w:p>
+      <w:pPr>
+        <w:spacing w:line="360" w:lineRule="auto"/>
         <w:jc w:val="center"/>
         <w:rPr>
           <w:b/>
           <w:bCs/>
+          <w:sz w:val="28"/>
+          <w:szCs w:val="28"/>
         </w:rPr>
       </w:pPr>
       <w:r>
         <w:rPr>
           <w:b/>
           <w:bCs/>
+          <w:sz w:val="28"/>
+          <w:szCs w:val="28"/>
         </w:rPr>
         <w:t>Москва 2026</w:t>
       </w:r>
@@ -9039,9 +9281,418 @@
         <w:t>Каждая романтическая линия имеет несколько возможных исходов: от дружбы до глубоких отношений, и даже возможность трагического разрыва. Система лояльности и доверия влияет на готовность персонажей поддержать игрока в критических моментах сюжета.</w:t>
       </w:r>
     </w:p>
+    <w:p>
+      <w:r>
+        <w:br w:type="page"/>
+      </w:r>
+    </w:p>
+    <w:p>
+      <w:pPr>
+        <w:jc w:val="center"/>
+        <w:rPr>
+          <w:sz w:val="28"/>
+          <w:szCs w:val="28"/>
+        </w:rPr>
+      </w:pPr>
+      <w:r>
+        <w:rPr>
+          <w:b/>
+          <w:sz w:val="28"/>
+          <w:szCs w:val="28"/>
+        </w:rPr>
+        <w:lastRenderedPageBreak/>
+        <w:t>ЛИЦЕНЗИЯ</w:t>
+      </w:r>
+    </w:p>
+    <w:p/>
+    <w:p/>
+    <w:p>
+      <w:pPr>
+        <w:spacing w:line="360" w:lineRule="auto"/>
+        <w:ind w:firstLine="709"/>
+        <w:jc w:val="both"/>
+      </w:pPr>
+      <w:r>
+        <w:t xml:space="preserve">Данный документ и все включённые в него материалы </w:t>
+      </w:r>
+      <w:r>
+        <w:rPr>
+          <w:b/>
+          <w:bCs/>
+          <w:i/>
+          <w:iCs/>
+        </w:rPr>
+        <w:t>(список персонажей проекта Star Courier, описания, сюжетные элементы и игровой контент)</w:t>
+      </w:r>
+      <w:r>
+        <w:t xml:space="preserve"> являются интеллектуальной собственностью и охраняются законодательством об авторском праве.</w:t>
+      </w:r>
+    </w:p>
+    <w:p>
+      <w:pPr>
+        <w:spacing w:line="360" w:lineRule="auto"/>
+        <w:ind w:firstLine="709"/>
+        <w:jc w:val="both"/>
+      </w:pPr>
+    </w:p>
+    <w:p>
+      <w:pPr>
+        <w:spacing w:line="360" w:lineRule="auto"/>
+        <w:ind w:firstLine="709"/>
+        <w:jc w:val="both"/>
+      </w:pPr>
+      <w:r>
+        <w:t xml:space="preserve">Документ распространяется на условиях проприетарной лицензии </w:t>
+      </w:r>
+      <w:r>
+        <w:rPr>
+          <w:b/>
+          <w:bCs/>
+          <w:i/>
+          <w:iCs/>
+        </w:rPr>
+        <w:t>«Все права сохранены» (</w:t>
+      </w:r>
+      <w:r>
+        <w:rPr>
+          <w:b/>
+          <w:bCs/>
+          <w:i/>
+          <w:iCs/>
+        </w:rPr>
+        <w:t>All Rights Reserved)</w:t>
+      </w:r>
+      <w:r>
+        <w:t>, аналогично лицензии коммерческих продуктов компании Electronic Arts</w:t>
+      </w:r>
+      <w:r>
+        <w:t>.</w:t>
+      </w:r>
+    </w:p>
+    <w:p>
+      <w:pPr>
+        <w:spacing w:line="360" w:lineRule="auto"/>
+        <w:ind w:firstLine="709"/>
+        <w:jc w:val="both"/>
+      </w:pPr>
+    </w:p>
+    <w:p>
+      <w:pPr>
+        <w:spacing w:line="360" w:lineRule="auto"/>
+        <w:ind w:firstLine="709"/>
+        <w:jc w:val="both"/>
+      </w:pPr>
+      <w:r>
+        <w:rPr>
+          <w:b/>
+        </w:rPr>
+        <w:t>1. Авторские права</w:t>
+      </w:r>
+    </w:p>
+    <w:p>
+      <w:pPr>
+        <w:spacing w:line="360" w:lineRule="auto"/>
+        <w:ind w:firstLine="709"/>
+        <w:jc w:val="both"/>
+      </w:pPr>
+      <w:r>
+        <w:t>Все персонажи, имена, названия локаций, события, сюжетные линии и другие элементы, содержащиеся в данном документе, являются объектами авторского права.</w:t>
+      </w:r>
+    </w:p>
+    <w:p>
+      <w:pPr>
+        <w:spacing w:line="360" w:lineRule="auto"/>
+        <w:ind w:firstLine="709"/>
+        <w:jc w:val="both"/>
+      </w:pPr>
+      <w:r>
+        <w:rPr>
+          <w:b/>
+          <w:bCs/>
+        </w:rPr>
+        <w:t>Автор и правообладатель:</w:t>
+      </w:r>
+      <w:r>
+        <w:t xml:space="preserve"> Дуплей Максим Игоревич. Данные материалы не являются общественным достоянием и защищены нормами действующего законодательства об авторском праве.</w:t>
+      </w:r>
+    </w:p>
+    <w:p>
+      <w:pPr>
+        <w:spacing w:line="360" w:lineRule="auto"/>
+        <w:ind w:firstLine="709"/>
+        <w:jc w:val="both"/>
+      </w:pPr>
+      <w:r>
+        <w:rPr>
+          <w:b/>
+        </w:rPr>
+        <w:t>2. Ограничения использования</w:t>
+      </w:r>
+    </w:p>
+    <w:p>
+      <w:pPr>
+        <w:spacing w:line="360" w:lineRule="auto"/>
+        <w:ind w:firstLine="709"/>
+        <w:jc w:val="both"/>
+      </w:pPr>
+      <w:r>
+        <w:t xml:space="preserve">Пользователю предоставляется ограниченное, личное, неисключительное, непередаваемое право просмотра и личного использования материалов исключительно в некоммерческих целях. </w:t>
+      </w:r>
+      <w:r>
+        <w:rPr>
+          <w:b/>
+          <w:bCs/>
+        </w:rPr>
+        <w:t>Любое коммерческое использование материалов требует предварительного письменного согласия правообладателя.</w:t>
+      </w:r>
+    </w:p>
+    <w:p>
+      <w:pPr>
+        <w:spacing w:line="360" w:lineRule="auto"/>
+        <w:ind w:firstLine="709"/>
+        <w:jc w:val="both"/>
+      </w:pPr>
+      <w:r>
+        <w:rPr>
+          <w:b/>
+        </w:rPr>
+        <w:t>3. Запрещённые действия</w:t>
+      </w:r>
+    </w:p>
+    <w:p>
+      <w:pPr>
+        <w:spacing w:line="360" w:lineRule="auto"/>
+        <w:ind w:firstLine="709"/>
+        <w:jc w:val="both"/>
+      </w:pPr>
+      <w:r>
+        <w:rPr>
+          <w:b/>
+          <w:bCs/>
+        </w:rPr>
+        <w:t>Запрещается:</w:t>
+      </w:r>
+    </w:p>
+    <w:p>
+      <w:pPr>
+        <w:spacing w:line="360" w:lineRule="auto"/>
+        <w:ind w:firstLine="709"/>
+        <w:jc w:val="both"/>
+      </w:pPr>
+      <w:r>
+        <w:rPr>
+          <w:b/>
+          <w:bCs/>
+        </w:rPr>
+        <w:t>копирование и распространение</w:t>
+      </w:r>
+      <w:r>
+        <w:t xml:space="preserve"> — полная или частичная перепечатка и распространение материалов с бумаги или в электронном виде;</w:t>
+      </w:r>
+    </w:p>
+    <w:p>
+      <w:pPr>
+        <w:spacing w:line="360" w:lineRule="auto"/>
+        <w:ind w:firstLine="709"/>
+        <w:jc w:val="both"/>
+      </w:pPr>
+      <w:r>
+        <w:rPr>
+          <w:b/>
+          <w:bCs/>
+        </w:rPr>
+        <w:t xml:space="preserve">модификация </w:t>
+      </w:r>
+      <w:r>
+        <w:t>— создание производных работ на основе материалов;</w:t>
+      </w:r>
+    </w:p>
+    <w:p>
+      <w:pPr>
+        <w:spacing w:line="360" w:lineRule="auto"/>
+        <w:ind w:firstLine="709"/>
+        <w:jc w:val="both"/>
+      </w:pPr>
+      <w:r>
+        <w:rPr>
+          <w:b/>
+          <w:bCs/>
+        </w:rPr>
+        <w:t>коммерческое использование</w:t>
+      </w:r>
+      <w:r>
+        <w:t xml:space="preserve"> — использование материалов в коммерческих целях без письменного разрешения правообладателя;</w:t>
+      </w:r>
+    </w:p>
+    <w:p>
+      <w:pPr>
+        <w:spacing w:line="360" w:lineRule="auto"/>
+        <w:ind w:firstLine="709"/>
+        <w:jc w:val="both"/>
+      </w:pPr>
+      <w:r>
+        <w:rPr>
+          <w:b/>
+          <w:bCs/>
+        </w:rPr>
+        <w:t>публичное воспроизведение</w:t>
+      </w:r>
+      <w:r>
+        <w:t xml:space="preserve"> — публичный показ, оглашение или иное использование материалов в публичных местах.</w:t>
+      </w:r>
+    </w:p>
+    <w:p>
+      <w:pPr>
+        <w:spacing w:line="360" w:lineRule="auto"/>
+        <w:ind w:firstLine="709"/>
+        <w:jc w:val="both"/>
+      </w:pPr>
+      <w:r>
+        <w:rPr>
+          <w:b/>
+        </w:rPr>
+        <w:t>4. Товарные знаки</w:t>
+      </w:r>
+    </w:p>
+    <w:p>
+      <w:pPr>
+        <w:spacing w:line="360" w:lineRule="auto"/>
+        <w:ind w:firstLine="709"/>
+        <w:jc w:val="both"/>
+      </w:pPr>
+      <w:r>
+        <w:t xml:space="preserve">Star Courier, названия персонажей, названия кораблей и локаций, элементы сюжета и другие уникальные идентификаторы могут являться охраняемыми товарными </w:t>
+      </w:r>
+      <w:r>
+        <w:lastRenderedPageBreak/>
+        <w:t xml:space="preserve">знаками. Использование указанных товарных знаков без предварительного согласия правообладателя запрещено, за исключением случаев добросовестного использования </w:t>
+      </w:r>
+      <w:r>
+        <w:rPr>
+          <w:b/>
+          <w:bCs/>
+          <w:i/>
+          <w:iCs/>
+        </w:rPr>
+        <w:t>(fair use)</w:t>
+      </w:r>
+      <w:r>
+        <w:t>, предусмотренных законом.</w:t>
+      </w:r>
+    </w:p>
+    <w:p>
+      <w:pPr>
+        <w:spacing w:line="360" w:lineRule="auto"/>
+        <w:ind w:firstLine="709"/>
+        <w:jc w:val="both"/>
+      </w:pPr>
+      <w:r>
+        <w:rPr>
+          <w:b/>
+        </w:rPr>
+        <w:t>5. Контактная информация</w:t>
+      </w:r>
+    </w:p>
+    <w:p>
+      <w:pPr>
+        <w:spacing w:line="360" w:lineRule="auto"/>
+        <w:ind w:firstLine="709"/>
+        <w:jc w:val="both"/>
+        <w:rPr>
+          <w:b/>
+          <w:bCs/>
+        </w:rPr>
+      </w:pPr>
+      <w:r>
+        <w:t xml:space="preserve">Для получения разрешений на использование материалов, заключения лицензионных договоров и иных вопросов, связанных с правами на интеллектуальную собственность, обращаться к автору: </w:t>
+      </w:r>
+      <w:hyperlink r:id="rId10" w:history="1">
+        <w:r>
+          <w:rPr>
+            <w:rStyle w:val="a5"/>
+            <w:b/>
+            <w:bCs/>
+          </w:rPr>
+          <w:t>GitHub.com/QuadDarv1ne</w:t>
+        </w:r>
+      </w:hyperlink>
+    </w:p>
+    <w:p>
+      <w:pPr>
+        <w:spacing w:line="360" w:lineRule="auto"/>
+        <w:ind w:firstLine="709"/>
+        <w:jc w:val="both"/>
+      </w:pPr>
+    </w:p>
+    <w:p>
+      <w:pPr>
+        <w:spacing w:line="360" w:lineRule="auto"/>
+        <w:ind w:firstLine="709"/>
+        <w:jc w:val="right"/>
+        <w:rPr>
+          <w:b/>
+          <w:bCs/>
+          <w:i/>
+          <w:iCs/>
+        </w:rPr>
+      </w:pPr>
+      <w:r>
+        <w:rPr>
+          <w:b/>
+          <w:bCs/>
+          <w:i/>
+          <w:iCs/>
+        </w:rPr>
+        <w:t>© 2026 Дуплей Максим Игоревич</w:t>
+      </w:r>
+    </w:p>
+    <w:p>
+      <w:pPr>
+        <w:spacing w:line="360" w:lineRule="auto"/>
+        <w:ind w:firstLine="709"/>
+        <w:jc w:val="right"/>
+        <w:rPr>
+          <w:b/>
+          <w:bCs/>
+          <w:i/>
+          <w:iCs/>
+        </w:rPr>
+      </w:pPr>
+      <w:r>
+        <w:rPr>
+          <w:b/>
+          <w:bCs/>
+          <w:i/>
+          <w:iCs/>
+        </w:rPr>
+        <w:t>Все права сохранены</w:t>
+      </w:r>
+    </w:p>
+    <w:p>
+      <w:pPr>
+        <w:spacing w:line="360" w:lineRule="auto"/>
+        <w:ind w:firstLine="709"/>
+        <w:jc w:val="right"/>
+        <w:rPr>
+          <w:b/>
+          <w:bCs/>
+          <w:i/>
+          <w:iCs/>
+        </w:rPr>
+      </w:pPr>
+      <w:r>
+        <w:rPr>
+          <w:b/>
+          <w:bCs/>
+          <w:i/>
+          <w:iCs/>
+        </w:rPr>
+        <w:t>Все права защищены</w:t>
+      </w:r>
+    </w:p>
     <w:sectPr>
-      <w:headerReference w:type="default" r:id="rId7"/>
-      <w:footerReference w:type="default" r:id="rId8"/>
+      <w:headerReference w:type="default" r:id="rId11"/>
+      <w:footerReference w:type="default" r:id="rId12"/>
       <w:pgSz w:w="11906" w:h="16838"/>
       <w:pgMar w:top="1440" w:right="1134" w:bottom="1440" w:left="1701" w:header="708" w:footer="708" w:gutter="0"/>
       <w:cols w:space="720"/>
@@ -9881,6 +10532,18 @@
       <w:szCs w:val="20"/>
     </w:rPr>
   </w:style>
+  <w:style w:type="character" w:styleId="ac">
+    <w:name w:val="Unresolved Mention"/>
+    <w:basedOn w:val="a0"/>
+    <w:uiPriority w:val="99"/>
+    <w:semiHidden/>
+    <w:unhideWhenUsed/>
+    <w:rsid w:val="00641CE3"/>
+    <w:rPr>
+      <w:color w:val="605E5C"/>
+      <w:shd w:val="clear" w:color="auto" w:fill="E1DFDD"/>
+    </w:rPr>
+  </w:style>
 </w:styles>
 </file>
 
